--- a/Assignmnent 2 GIT.docx
+++ b/Assignmnent 2 GIT.docx
@@ -288,15 +288,7 @@
         <w:spacing w:after="0"/>
       </w:pPr>
       <w:r>
-        <w:t xml:space="preserve">  Command used for </w:t>
-      </w:r>
-      <w:proofErr w:type="gramStart"/>
-      <w:r>
-        <w:t>commit :</w:t>
-      </w:r>
-      <w:proofErr w:type="gramEnd"/>
-      <w:r>
-        <w:t xml:space="preserve"> </w:t>
+        <w:t xml:space="preserve">  Command used for commit : </w:t>
       </w:r>
       <w:r>
         <w:rPr>
@@ -523,17 +515,8 @@
           <w:b/>
           <w:bCs/>
         </w:rPr>
-        <w:t xml:space="preserve">git push -u origin </w:t>
-      </w:r>
-      <w:proofErr w:type="spellStart"/>
-      <w:r>
-        <w:rPr>
-          <w:b/>
-          <w:bCs/>
-        </w:rPr>
-        <w:t>brnachname</w:t>
-      </w:r>
-      <w:proofErr w:type="spellEnd"/>
+        <w:t>git push -u origin brnachname</w:t>
+      </w:r>
       <w:r>
         <w:drawing>
           <wp:inline distT="0" distB="0" distL="0" distR="0" wp14:anchorId="4DE2B38D" wp14:editId="0B96EBA5">
@@ -614,7 +597,527 @@
         <w:tabs>
           <w:tab w:val="left" w:pos="2205"/>
         </w:tabs>
-      </w:pPr>
+        <w:rPr>
+          <w:b/>
+          <w:bCs/>
+        </w:rPr>
+      </w:pPr>
+      <w:r>
+        <w:rPr>
+          <w:b/>
+          <w:bCs/>
+        </w:rPr>
+        <w:softHyphen/>
+      </w:r>
+    </w:p>
+    <w:p>
+      <w:pPr>
+        <w:tabs>
+          <w:tab w:val="left" w:pos="2205"/>
+        </w:tabs>
+        <w:rPr>
+          <w:b/>
+          <w:bCs/>
+        </w:rPr>
+      </w:pPr>
+    </w:p>
+    <w:p>
+      <w:pPr>
+        <w:tabs>
+          <w:tab w:val="left" w:pos="2205"/>
+        </w:tabs>
+        <w:rPr>
+          <w:b/>
+          <w:bCs/>
+        </w:rPr>
+      </w:pPr>
+    </w:p>
+    <w:p>
+      <w:pPr>
+        <w:tabs>
+          <w:tab w:val="left" w:pos="2205"/>
+        </w:tabs>
+        <w:rPr>
+          <w:b/>
+          <w:bCs/>
+        </w:rPr>
+      </w:pPr>
+    </w:p>
+    <w:p>
+      <w:pPr>
+        <w:tabs>
+          <w:tab w:val="left" w:pos="2205"/>
+        </w:tabs>
+        <w:rPr>
+          <w:b/>
+          <w:bCs/>
+        </w:rPr>
+      </w:pPr>
+    </w:p>
+    <w:p>
+      <w:pPr>
+        <w:tabs>
+          <w:tab w:val="left" w:pos="2205"/>
+        </w:tabs>
+        <w:rPr>
+          <w:b/>
+          <w:bCs/>
+        </w:rPr>
+      </w:pPr>
+    </w:p>
+    <w:p>
+      <w:pPr>
+        <w:tabs>
+          <w:tab w:val="left" w:pos="2205"/>
+        </w:tabs>
+        <w:rPr>
+          <w:b/>
+          <w:bCs/>
+        </w:rPr>
+      </w:pPr>
+    </w:p>
+    <w:p>
+      <w:pPr>
+        <w:tabs>
+          <w:tab w:val="left" w:pos="2205"/>
+        </w:tabs>
+        <w:rPr>
+          <w:b/>
+          <w:bCs/>
+        </w:rPr>
+      </w:pPr>
+    </w:p>
+    <w:p>
+      <w:pPr>
+        <w:tabs>
+          <w:tab w:val="left" w:pos="2205"/>
+        </w:tabs>
+        <w:rPr>
+          <w:b/>
+          <w:bCs/>
+        </w:rPr>
+      </w:pPr>
+      <w:r>
+        <w:rPr>
+          <w:b/>
+          <w:bCs/>
+        </w:rPr>
+        <w:t xml:space="preserve">Q 2: </w:t>
+      </w:r>
+      <w:r>
+        <w:rPr>
+          <w:b/>
+          <w:bCs/>
+        </w:rPr>
+        <w:t xml:space="preserve"> Tasks to Be Performed: </w:t>
+      </w:r>
+    </w:p>
+    <w:p>
+      <w:pPr>
+        <w:pStyle w:val="ListParagraph"/>
+        <w:numPr>
+          <w:ilvl w:val="0"/>
+          <w:numId w:val="5"/>
+        </w:numPr>
+        <w:tabs>
+          <w:tab w:val="left" w:pos="2205"/>
+        </w:tabs>
+      </w:pPr>
+      <w:r>
+        <w:t>Create a Git working directory with feature1.txt and feature2.txt in the master branch </w:t>
+      </w:r>
+      <w:r>
+        <w:drawing>
+          <wp:inline distT="0" distB="0" distL="0" distR="0" wp14:anchorId="59E2B6BB" wp14:editId="3476731A">
+            <wp:extent cx="5943600" cy="1895475"/>
+            <wp:effectExtent l="0" t="0" r="0" b="9525"/>
+            <wp:docPr id="2088357336" name="Picture 1"/>
+            <wp:cNvGraphicFramePr>
+              <a:graphicFrameLocks xmlns:a="http://schemas.openxmlformats.org/drawingml/2006/main" noChangeAspect="1"/>
+            </wp:cNvGraphicFramePr>
+            <a:graphic xmlns:a="http://schemas.openxmlformats.org/drawingml/2006/main">
+              <a:graphicData uri="http://schemas.openxmlformats.org/drawingml/2006/picture">
+                <pic:pic xmlns:pic="http://schemas.openxmlformats.org/drawingml/2006/picture">
+                  <pic:nvPicPr>
+                    <pic:cNvPr id="2088357336" name=""/>
+                    <pic:cNvPicPr/>
+                  </pic:nvPicPr>
+                  <pic:blipFill>
+                    <a:blip r:embed="rId12"/>
+                    <a:stretch>
+                      <a:fillRect/>
+                    </a:stretch>
+                  </pic:blipFill>
+                  <pic:spPr>
+                    <a:xfrm>
+                      <a:off x="0" y="0"/>
+                      <a:ext cx="5943600" cy="1895475"/>
+                    </a:xfrm>
+                    <a:prstGeom prst="rect">
+                      <a:avLst/>
+                    </a:prstGeom>
+                  </pic:spPr>
+                </pic:pic>
+              </a:graphicData>
+            </a:graphic>
+          </wp:inline>
+        </w:drawing>
+      </w:r>
+    </w:p>
+    <w:p>
+      <w:pPr>
+        <w:pStyle w:val="ListParagraph"/>
+        <w:numPr>
+          <w:ilvl w:val="0"/>
+          <w:numId w:val="5"/>
+        </w:numPr>
+        <w:tabs>
+          <w:tab w:val="left" w:pos="1395"/>
+        </w:tabs>
+      </w:pPr>
+      <w:r>
+        <w:t>Create 3 branches develop, feature1 and feature2 </w:t>
+      </w:r>
+    </w:p>
+    <w:p>
+      <w:pPr>
+        <w:tabs>
+          <w:tab w:val="left" w:pos="1395"/>
+        </w:tabs>
+        <w:ind w:left="720"/>
+      </w:pPr>
+      <w:r>
+        <w:drawing>
+          <wp:inline distT="0" distB="0" distL="0" distR="0" wp14:anchorId="6648C36F" wp14:editId="107E5C3C">
+            <wp:extent cx="3629532" cy="1086002"/>
+            <wp:effectExtent l="0" t="0" r="0" b="0"/>
+            <wp:docPr id="1834572862" name="Picture 1"/>
+            <wp:cNvGraphicFramePr>
+              <a:graphicFrameLocks xmlns:a="http://schemas.openxmlformats.org/drawingml/2006/main" noChangeAspect="1"/>
+            </wp:cNvGraphicFramePr>
+            <a:graphic xmlns:a="http://schemas.openxmlformats.org/drawingml/2006/main">
+              <a:graphicData uri="http://schemas.openxmlformats.org/drawingml/2006/picture">
+                <pic:pic xmlns:pic="http://schemas.openxmlformats.org/drawingml/2006/picture">
+                  <pic:nvPicPr>
+                    <pic:cNvPr id="1834572862" name=""/>
+                    <pic:cNvPicPr/>
+                  </pic:nvPicPr>
+                  <pic:blipFill>
+                    <a:blip r:embed="rId13"/>
+                    <a:stretch>
+                      <a:fillRect/>
+                    </a:stretch>
+                  </pic:blipFill>
+                  <pic:spPr>
+                    <a:xfrm>
+                      <a:off x="0" y="0"/>
+                      <a:ext cx="3629532" cy="1086002"/>
+                    </a:xfrm>
+                    <a:prstGeom prst="rect">
+                      <a:avLst/>
+                    </a:prstGeom>
+                  </pic:spPr>
+                </pic:pic>
+              </a:graphicData>
+            </a:graphic>
+          </wp:inline>
+        </w:drawing>
+      </w:r>
+    </w:p>
+    <w:p>
+      <w:pPr>
+        <w:pStyle w:val="ListParagraph"/>
+        <w:numPr>
+          <w:ilvl w:val="0"/>
+          <w:numId w:val="5"/>
+        </w:numPr>
+        <w:tabs>
+          <w:tab w:val="left" w:pos="1395"/>
+        </w:tabs>
+        <w:ind w:left="720"/>
+      </w:pPr>
+      <w:r>
+        <w:lastRenderedPageBreak/>
+        <w:t>In develop branch create develop.txt, do not stage or commit it </w:t>
+      </w:r>
+      <w:r>
+        <w:drawing>
+          <wp:inline distT="0" distB="0" distL="0" distR="0" wp14:anchorId="58F99277" wp14:editId="7974C25B">
+            <wp:extent cx="5677692" cy="3543795"/>
+            <wp:effectExtent l="0" t="0" r="0" b="0"/>
+            <wp:docPr id="38718088" name="Picture 1"/>
+            <wp:cNvGraphicFramePr>
+              <a:graphicFrameLocks xmlns:a="http://schemas.openxmlformats.org/drawingml/2006/main" noChangeAspect="1"/>
+            </wp:cNvGraphicFramePr>
+            <a:graphic xmlns:a="http://schemas.openxmlformats.org/drawingml/2006/main">
+              <a:graphicData uri="http://schemas.openxmlformats.org/drawingml/2006/picture">
+                <pic:pic xmlns:pic="http://schemas.openxmlformats.org/drawingml/2006/picture">
+                  <pic:nvPicPr>
+                    <pic:cNvPr id="38718088" name=""/>
+                    <pic:cNvPicPr/>
+                  </pic:nvPicPr>
+                  <pic:blipFill>
+                    <a:blip r:embed="rId14"/>
+                    <a:stretch>
+                      <a:fillRect/>
+                    </a:stretch>
+                  </pic:blipFill>
+                  <pic:spPr>
+                    <a:xfrm>
+                      <a:off x="0" y="0"/>
+                      <a:ext cx="5677692" cy="3543795"/>
+                    </a:xfrm>
+                    <a:prstGeom prst="rect">
+                      <a:avLst/>
+                    </a:prstGeom>
+                  </pic:spPr>
+                </pic:pic>
+              </a:graphicData>
+            </a:graphic>
+          </wp:inline>
+        </w:drawing>
+      </w:r>
+    </w:p>
+    <w:p/>
+    <w:p>
+      <w:pPr>
+        <w:pStyle w:val="ListParagraph"/>
+        <w:numPr>
+          <w:ilvl w:val="0"/>
+          <w:numId w:val="5"/>
+        </w:numPr>
+      </w:pPr>
+      <w:r>
+        <w:t>Stash this file and check out to feature1 branch </w:t>
+      </w:r>
+      <w:r>
+        <w:drawing>
+          <wp:inline distT="0" distB="0" distL="0" distR="0" wp14:anchorId="4B65DB7C" wp14:editId="6887A878">
+            <wp:extent cx="5943600" cy="3013075"/>
+            <wp:effectExtent l="0" t="0" r="0" b="0"/>
+            <wp:docPr id="2079682053" name="Picture 1"/>
+            <wp:cNvGraphicFramePr>
+              <a:graphicFrameLocks xmlns:a="http://schemas.openxmlformats.org/drawingml/2006/main" noChangeAspect="1"/>
+            </wp:cNvGraphicFramePr>
+            <a:graphic xmlns:a="http://schemas.openxmlformats.org/drawingml/2006/main">
+              <a:graphicData uri="http://schemas.openxmlformats.org/drawingml/2006/picture">
+                <pic:pic xmlns:pic="http://schemas.openxmlformats.org/drawingml/2006/picture">
+                  <pic:nvPicPr>
+                    <pic:cNvPr id="2079682053" name=""/>
+                    <pic:cNvPicPr/>
+                  </pic:nvPicPr>
+                  <pic:blipFill>
+                    <a:blip r:embed="rId15"/>
+                    <a:stretch>
+                      <a:fillRect/>
+                    </a:stretch>
+                  </pic:blipFill>
+                  <pic:spPr>
+                    <a:xfrm>
+                      <a:off x="0" y="0"/>
+                      <a:ext cx="5943600" cy="3013075"/>
+                    </a:xfrm>
+                    <a:prstGeom prst="rect">
+                      <a:avLst/>
+                    </a:prstGeom>
+                  </pic:spPr>
+                </pic:pic>
+              </a:graphicData>
+            </a:graphic>
+          </wp:inline>
+        </w:drawing>
+      </w:r>
+    </w:p>
+    <w:p>
+      <w:pPr>
+        <w:pStyle w:val="ListParagraph"/>
+      </w:pPr>
+    </w:p>
+    <w:p>
+      <w:r>
+        <w:lastRenderedPageBreak/>
+        <w:t>After then we will switch to feature1 branch.</w:t>
+      </w:r>
+    </w:p>
+    <w:p>
+      <w:pPr>
+        <w:pStyle w:val="ListParagraph"/>
+      </w:pPr>
+    </w:p>
+    <w:p>
+      <w:pPr>
+        <w:ind w:left="720"/>
+      </w:pPr>
+      <w:r>
+        <w:drawing>
+          <wp:inline distT="0" distB="0" distL="0" distR="0" wp14:anchorId="5335CCD6" wp14:editId="58F78E44">
+            <wp:extent cx="5943600" cy="3168015"/>
+            <wp:effectExtent l="0" t="0" r="0" b="0"/>
+            <wp:docPr id="45025558" name="Picture 1"/>
+            <wp:cNvGraphicFramePr>
+              <a:graphicFrameLocks xmlns:a="http://schemas.openxmlformats.org/drawingml/2006/main" noChangeAspect="1"/>
+            </wp:cNvGraphicFramePr>
+            <a:graphic xmlns:a="http://schemas.openxmlformats.org/drawingml/2006/main">
+              <a:graphicData uri="http://schemas.openxmlformats.org/drawingml/2006/picture">
+                <pic:pic xmlns:pic="http://schemas.openxmlformats.org/drawingml/2006/picture">
+                  <pic:nvPicPr>
+                    <pic:cNvPr id="45025558" name=""/>
+                    <pic:cNvPicPr/>
+                  </pic:nvPicPr>
+                  <pic:blipFill>
+                    <a:blip r:embed="rId16"/>
+                    <a:stretch>
+                      <a:fillRect/>
+                    </a:stretch>
+                  </pic:blipFill>
+                  <pic:spPr>
+                    <a:xfrm>
+                      <a:off x="0" y="0"/>
+                      <a:ext cx="5943600" cy="3168015"/>
+                    </a:xfrm>
+                    <a:prstGeom prst="rect">
+                      <a:avLst/>
+                    </a:prstGeom>
+                  </pic:spPr>
+                </pic:pic>
+              </a:graphicData>
+            </a:graphic>
+          </wp:inline>
+        </w:drawing>
+      </w:r>
+    </w:p>
+    <w:p/>
+    <w:p>
+      <w:pPr>
+        <w:pStyle w:val="ListParagraph"/>
+        <w:numPr>
+          <w:ilvl w:val="0"/>
+          <w:numId w:val="5"/>
+        </w:numPr>
+        <w:tabs>
+          <w:tab w:val="left" w:pos="1515"/>
+        </w:tabs>
+      </w:pPr>
+      <w:r>
+        <w:t>Create new.txt file in feature1 branch, stage and commit this file</w:t>
+      </w:r>
+    </w:p>
+    <w:p>
+      <w:pPr>
+        <w:tabs>
+          <w:tab w:val="left" w:pos="1515"/>
+        </w:tabs>
+        <w:ind w:left="720"/>
+      </w:pPr>
+      <w:r>
+        <w:drawing>
+          <wp:inline distT="0" distB="0" distL="0" distR="0" wp14:anchorId="7FF63639" wp14:editId="0B48D224">
+            <wp:extent cx="5943600" cy="1825625"/>
+            <wp:effectExtent l="0" t="0" r="0" b="3175"/>
+            <wp:docPr id="683637632" name="Picture 1"/>
+            <wp:cNvGraphicFramePr>
+              <a:graphicFrameLocks xmlns:a="http://schemas.openxmlformats.org/drawingml/2006/main" noChangeAspect="1"/>
+            </wp:cNvGraphicFramePr>
+            <a:graphic xmlns:a="http://schemas.openxmlformats.org/drawingml/2006/main">
+              <a:graphicData uri="http://schemas.openxmlformats.org/drawingml/2006/picture">
+                <pic:pic xmlns:pic="http://schemas.openxmlformats.org/drawingml/2006/picture">
+                  <pic:nvPicPr>
+                    <pic:cNvPr id="683637632" name=""/>
+                    <pic:cNvPicPr/>
+                  </pic:nvPicPr>
+                  <pic:blipFill>
+                    <a:blip r:embed="rId17"/>
+                    <a:stretch>
+                      <a:fillRect/>
+                    </a:stretch>
+                  </pic:blipFill>
+                  <pic:spPr>
+                    <a:xfrm>
+                      <a:off x="0" y="0"/>
+                      <a:ext cx="5943600" cy="1825625"/>
+                    </a:xfrm>
+                    <a:prstGeom prst="rect">
+                      <a:avLst/>
+                    </a:prstGeom>
+                  </pic:spPr>
+                </pic:pic>
+              </a:graphicData>
+            </a:graphic>
+          </wp:inline>
+        </w:drawing>
+      </w:r>
+    </w:p>
+    <w:p/>
+    <w:p>
+      <w:pPr>
+        <w:pStyle w:val="ListParagraph"/>
+        <w:numPr>
+          <w:ilvl w:val="0"/>
+          <w:numId w:val="5"/>
+        </w:numPr>
+      </w:pPr>
+      <w:r>
+        <w:lastRenderedPageBreak/>
+        <w:t>Checkout to develop, unstash this file and commit </w:t>
+      </w:r>
+      <w:r>
+        <w:drawing>
+          <wp:inline distT="0" distB="0" distL="0" distR="0" wp14:anchorId="37D01283" wp14:editId="6ED7B1FB">
+            <wp:extent cx="5943600" cy="2397760"/>
+            <wp:effectExtent l="0" t="0" r="0" b="2540"/>
+            <wp:docPr id="795933372" name="Picture 1"/>
+            <wp:cNvGraphicFramePr>
+              <a:graphicFrameLocks xmlns:a="http://schemas.openxmlformats.org/drawingml/2006/main" noChangeAspect="1"/>
+            </wp:cNvGraphicFramePr>
+            <a:graphic xmlns:a="http://schemas.openxmlformats.org/drawingml/2006/main">
+              <a:graphicData uri="http://schemas.openxmlformats.org/drawingml/2006/picture">
+                <pic:pic xmlns:pic="http://schemas.openxmlformats.org/drawingml/2006/picture">
+                  <pic:nvPicPr>
+                    <pic:cNvPr id="795933372" name=""/>
+                    <pic:cNvPicPr/>
+                  </pic:nvPicPr>
+                  <pic:blipFill>
+                    <a:blip r:embed="rId18"/>
+                    <a:stretch>
+                      <a:fillRect/>
+                    </a:stretch>
+                  </pic:blipFill>
+                  <pic:spPr>
+                    <a:xfrm>
+                      <a:off x="0" y="0"/>
+                      <a:ext cx="5943600" cy="2397760"/>
+                    </a:xfrm>
+                    <a:prstGeom prst="rect">
+                      <a:avLst/>
+                    </a:prstGeom>
+                  </pic:spPr>
+                </pic:pic>
+              </a:graphicData>
+            </a:graphic>
+          </wp:inline>
+        </w:drawing>
+      </w:r>
+    </w:p>
+    <w:p>
+      <w:pPr>
+        <w:pStyle w:val="ListParagraph"/>
+        <w:numPr>
+          <w:ilvl w:val="0"/>
+          <w:numId w:val="5"/>
+        </w:numPr>
+      </w:pPr>
+      <w:r>
+        <w:t>Please submit all the Git commands used to do the above step&gt;</w:t>
+      </w:r>
+    </w:p>
+    <w:p>
+      <w:pPr>
+        <w:pStyle w:val="ListParagraph"/>
+        <w:ind w:left="1080"/>
+      </w:pPr>
+      <w:r>
+        <w:t>You can check all the commands in the screen shots it self.</w:t>
+      </w:r>
     </w:p>
     <w:sectPr>
       <w:pgSz w:w="12240" w:h="15840"/>
@@ -629,6 +1132,185 @@
 <file path=word/numbering.xml><?xml version="1.0" encoding="utf-8"?>
 <w:numbering xmlns:wpc="http://schemas.microsoft.com/office/word/2010/wordprocessingCanvas" xmlns:cx="http://schemas.microsoft.com/office/drawing/2014/chartex" xmlns:cx1="http://schemas.microsoft.com/office/drawing/2015/9/8/chartex" xmlns:cx2="http://schemas.microsoft.com/office/drawing/2015/10/21/chartex" xmlns:cx3="http://schemas.microsoft.com/office/drawing/2016/5/9/chartex" xmlns:cx4="http://schemas.microsoft.com/office/drawing/2016/5/10/chartex" xmlns:cx5="http://schemas.microsoft.com/office/drawing/2016/5/11/chartex" xmlns:cx6="http://schemas.microsoft.com/office/drawing/2016/5/12/chartex" xmlns:cx7="http://schemas.microsoft.com/office/drawing/2016/5/13/chartex" xmlns:cx8="http://schemas.microsoft.com/office/drawing/2016/5/14/chartex" xmlns:mc="http://schemas.openxmlformats.org/markup-compatibility/2006" xmlns:aink="http://schemas.microsoft.com/office/drawing/2016/ink" xmlns:am3d="http://schemas.microsoft.com/office/drawing/2017/model3d" xmlns:o="urn:schemas-microsoft-com:office:office" xmlns:oel="http://schemas.microsoft.com/office/2019/extlst" xmlns:r="http://schemas.openxmlformats.org/officeDocument/2006/relationships" xmlns:m="http://schemas.openxmlformats.org/officeDocument/2006/math" xmlns:v="urn:schemas-microsoft-com:vml" xmlns:wp14="http://schemas.microsoft.com/office/word/2010/wordprocessingDrawing" xmlns:wp="http://schemas.openxmlformats.org/drawingml/2006/wordprocessingDrawing" xmlns:w10="urn:schemas-microsoft-com:office:word" xmlns:w="http://schemas.openxmlformats.org/wordprocessingml/2006/main" xmlns:w14="http://schemas.microsoft.com/office/word/2010/wordml" xmlns:w15="http://schemas.microsoft.com/office/word/2012/wordml" xmlns:w16cex="http://schemas.microsoft.com/office/word/2018/wordml/cex" xmlns:w16cid="http://schemas.microsoft.com/office/word/2016/wordml/cid" xmlns:w16="http://schemas.microsoft.com/office/word/2018/wordml" xmlns:w16du="http://schemas.microsoft.com/office/word/2023/wordml/word16du" xmlns:w16sdtdh="http://schemas.microsoft.com/office/word/2020/wordml/sdtdatahash" xmlns:w16sdtfl="http://schemas.microsoft.com/office/word/2024/wordml/sdtformatlock" xmlns:w16se="http://schemas.microsoft.com/office/word/2015/wordml/symex" xmlns:wpg="http://schemas.microsoft.com/office/word/2010/wordprocessingGroup" xmlns:wpi="http://schemas.microsoft.com/office/word/2010/wordprocessingInk" xmlns:wne="http://schemas.microsoft.com/office/word/2006/wordml" xmlns:wps="http://schemas.microsoft.com/office/word/2010/wordprocessingShape" mc:Ignorable="w14 w15 w16se w16cid w16 w16cex w16sdtdh w16sdtfl w16du wp14">
   <w:abstractNum w:abstractNumId="0" w15:restartNumberingAfterBreak="0">
+    <w:nsid w:val="14787AD6"/>
+    <w:multiLevelType w:val="hybridMultilevel"/>
+    <w:tmpl w:val="28D6F478"/>
+    <w:lvl w:ilvl="0" w:tplc="FC64469C">
+      <w:start w:val="1"/>
+      <w:numFmt w:val="decimal"/>
+      <w:lvlText w:val="%1."/>
+      <w:lvlJc w:val="left"/>
+      <w:pPr>
+        <w:ind w:left="720" w:hanging="360"/>
+      </w:pPr>
+      <w:rPr>
+        <w:rFonts w:hint="default"/>
+        <w:b/>
+      </w:rPr>
+    </w:lvl>
+    <w:lvl w:ilvl="1" w:tplc="04090019" w:tentative="1">
+      <w:start w:val="1"/>
+      <w:numFmt w:val="lowerLetter"/>
+      <w:lvlText w:val="%2."/>
+      <w:lvlJc w:val="left"/>
+      <w:pPr>
+        <w:ind w:left="1440" w:hanging="360"/>
+      </w:pPr>
+    </w:lvl>
+    <w:lvl w:ilvl="2" w:tplc="0409001B" w:tentative="1">
+      <w:start w:val="1"/>
+      <w:numFmt w:val="lowerRoman"/>
+      <w:lvlText w:val="%3."/>
+      <w:lvlJc w:val="right"/>
+      <w:pPr>
+        <w:ind w:left="2160" w:hanging="180"/>
+      </w:pPr>
+    </w:lvl>
+    <w:lvl w:ilvl="3" w:tplc="0409000F" w:tentative="1">
+      <w:start w:val="1"/>
+      <w:numFmt w:val="decimal"/>
+      <w:lvlText w:val="%4."/>
+      <w:lvlJc w:val="left"/>
+      <w:pPr>
+        <w:ind w:left="2880" w:hanging="360"/>
+      </w:pPr>
+    </w:lvl>
+    <w:lvl w:ilvl="4" w:tplc="04090019" w:tentative="1">
+      <w:start w:val="1"/>
+      <w:numFmt w:val="lowerLetter"/>
+      <w:lvlText w:val="%5."/>
+      <w:lvlJc w:val="left"/>
+      <w:pPr>
+        <w:ind w:left="3600" w:hanging="360"/>
+      </w:pPr>
+    </w:lvl>
+    <w:lvl w:ilvl="5" w:tplc="0409001B" w:tentative="1">
+      <w:start w:val="1"/>
+      <w:numFmt w:val="lowerRoman"/>
+      <w:lvlText w:val="%6."/>
+      <w:lvlJc w:val="right"/>
+      <w:pPr>
+        <w:ind w:left="4320" w:hanging="180"/>
+      </w:pPr>
+    </w:lvl>
+    <w:lvl w:ilvl="6" w:tplc="0409000F" w:tentative="1">
+      <w:start w:val="1"/>
+      <w:numFmt w:val="decimal"/>
+      <w:lvlText w:val="%7."/>
+      <w:lvlJc w:val="left"/>
+      <w:pPr>
+        <w:ind w:left="5040" w:hanging="360"/>
+      </w:pPr>
+    </w:lvl>
+    <w:lvl w:ilvl="7" w:tplc="04090019" w:tentative="1">
+      <w:start w:val="1"/>
+      <w:numFmt w:val="lowerLetter"/>
+      <w:lvlText w:val="%8."/>
+      <w:lvlJc w:val="left"/>
+      <w:pPr>
+        <w:ind w:left="5760" w:hanging="360"/>
+      </w:pPr>
+    </w:lvl>
+    <w:lvl w:ilvl="8" w:tplc="0409001B" w:tentative="1">
+      <w:start w:val="1"/>
+      <w:numFmt w:val="lowerRoman"/>
+      <w:lvlText w:val="%9."/>
+      <w:lvlJc w:val="right"/>
+      <w:pPr>
+        <w:ind w:left="6480" w:hanging="180"/>
+      </w:pPr>
+    </w:lvl>
+  </w:abstractNum>
+  <w:abstractNum w:abstractNumId="1" w15:restartNumberingAfterBreak="0">
+    <w:nsid w:val="19050D1C"/>
+    <w:multiLevelType w:val="hybridMultilevel"/>
+    <w:tmpl w:val="76A408FA"/>
+    <w:lvl w:ilvl="0" w:tplc="0409000F">
+      <w:start w:val="1"/>
+      <w:numFmt w:val="decimal"/>
+      <w:lvlText w:val="%1."/>
+      <w:lvlJc w:val="left"/>
+      <w:pPr>
+        <w:ind w:left="720" w:hanging="360"/>
+      </w:pPr>
+      <w:rPr>
+        <w:rFonts w:hint="default"/>
+      </w:rPr>
+    </w:lvl>
+    <w:lvl w:ilvl="1" w:tplc="04090019" w:tentative="1">
+      <w:start w:val="1"/>
+      <w:numFmt w:val="lowerLetter"/>
+      <w:lvlText w:val="%2."/>
+      <w:lvlJc w:val="left"/>
+      <w:pPr>
+        <w:ind w:left="1440" w:hanging="360"/>
+      </w:pPr>
+    </w:lvl>
+    <w:lvl w:ilvl="2" w:tplc="0409001B" w:tentative="1">
+      <w:start w:val="1"/>
+      <w:numFmt w:val="lowerRoman"/>
+      <w:lvlText w:val="%3."/>
+      <w:lvlJc w:val="right"/>
+      <w:pPr>
+        <w:ind w:left="2160" w:hanging="180"/>
+      </w:pPr>
+    </w:lvl>
+    <w:lvl w:ilvl="3" w:tplc="0409000F" w:tentative="1">
+      <w:start w:val="1"/>
+      <w:numFmt w:val="decimal"/>
+      <w:lvlText w:val="%4."/>
+      <w:lvlJc w:val="left"/>
+      <w:pPr>
+        <w:ind w:left="2880" w:hanging="360"/>
+      </w:pPr>
+    </w:lvl>
+    <w:lvl w:ilvl="4" w:tplc="04090019" w:tentative="1">
+      <w:start w:val="1"/>
+      <w:numFmt w:val="lowerLetter"/>
+      <w:lvlText w:val="%5."/>
+      <w:lvlJc w:val="left"/>
+      <w:pPr>
+        <w:ind w:left="3600" w:hanging="360"/>
+      </w:pPr>
+    </w:lvl>
+    <w:lvl w:ilvl="5" w:tplc="0409001B" w:tentative="1">
+      <w:start w:val="1"/>
+      <w:numFmt w:val="lowerRoman"/>
+      <w:lvlText w:val="%6."/>
+      <w:lvlJc w:val="right"/>
+      <w:pPr>
+        <w:ind w:left="4320" w:hanging="180"/>
+      </w:pPr>
+    </w:lvl>
+    <w:lvl w:ilvl="6" w:tplc="0409000F" w:tentative="1">
+      <w:start w:val="1"/>
+      <w:numFmt w:val="decimal"/>
+      <w:lvlText w:val="%7."/>
+      <w:lvlJc w:val="left"/>
+      <w:pPr>
+        <w:ind w:left="5040" w:hanging="360"/>
+      </w:pPr>
+    </w:lvl>
+    <w:lvl w:ilvl="7" w:tplc="04090019" w:tentative="1">
+      <w:start w:val="1"/>
+      <w:numFmt w:val="lowerLetter"/>
+      <w:lvlText w:val="%8."/>
+      <w:lvlJc w:val="left"/>
+      <w:pPr>
+        <w:ind w:left="5760" w:hanging="360"/>
+      </w:pPr>
+    </w:lvl>
+    <w:lvl w:ilvl="8" w:tplc="0409001B" w:tentative="1">
+      <w:start w:val="1"/>
+      <w:numFmt w:val="lowerRoman"/>
+      <w:lvlText w:val="%9."/>
+      <w:lvlJc w:val="right"/>
+      <w:pPr>
+        <w:ind w:left="6480" w:hanging="180"/>
+      </w:pPr>
+    </w:lvl>
+  </w:abstractNum>
+  <w:abstractNum w:abstractNumId="2" w15:restartNumberingAfterBreak="0">
     <w:nsid w:val="25BF4F91"/>
     <w:multiLevelType w:val="hybridMultilevel"/>
     <w:tmpl w:val="B07E5C94"/>
@@ -717,7 +1399,7 @@
       </w:pPr>
     </w:lvl>
   </w:abstractNum>
-  <w:abstractNum w:abstractNumId="1" w15:restartNumberingAfterBreak="0">
+  <w:abstractNum w:abstractNumId="3" w15:restartNumberingAfterBreak="0">
     <w:nsid w:val="4F8D17B7"/>
     <w:multiLevelType w:val="hybridMultilevel"/>
     <w:tmpl w:val="ACF4C310"/>
@@ -806,11 +1488,109 @@
       </w:pPr>
     </w:lvl>
   </w:abstractNum>
+  <w:abstractNum w:abstractNumId="4" w15:restartNumberingAfterBreak="0">
+    <w:nsid w:val="594277E5"/>
+    <w:multiLevelType w:val="hybridMultilevel"/>
+    <w:tmpl w:val="0E3A4710"/>
+    <w:lvl w:ilvl="0" w:tplc="BB36A9C8">
+      <w:start w:val="1"/>
+      <w:numFmt w:val="decimal"/>
+      <w:lvlText w:val="%1."/>
+      <w:lvlJc w:val="left"/>
+      <w:pPr>
+        <w:ind w:left="1080" w:hanging="360"/>
+      </w:pPr>
+      <w:rPr>
+        <w:rFonts w:hint="default"/>
+      </w:rPr>
+    </w:lvl>
+    <w:lvl w:ilvl="1" w:tplc="04090019" w:tentative="1">
+      <w:start w:val="1"/>
+      <w:numFmt w:val="lowerLetter"/>
+      <w:lvlText w:val="%2."/>
+      <w:lvlJc w:val="left"/>
+      <w:pPr>
+        <w:ind w:left="1800" w:hanging="360"/>
+      </w:pPr>
+    </w:lvl>
+    <w:lvl w:ilvl="2" w:tplc="0409001B" w:tentative="1">
+      <w:start w:val="1"/>
+      <w:numFmt w:val="lowerRoman"/>
+      <w:lvlText w:val="%3."/>
+      <w:lvlJc w:val="right"/>
+      <w:pPr>
+        <w:ind w:left="2520" w:hanging="180"/>
+      </w:pPr>
+    </w:lvl>
+    <w:lvl w:ilvl="3" w:tplc="0409000F" w:tentative="1">
+      <w:start w:val="1"/>
+      <w:numFmt w:val="decimal"/>
+      <w:lvlText w:val="%4."/>
+      <w:lvlJc w:val="left"/>
+      <w:pPr>
+        <w:ind w:left="3240" w:hanging="360"/>
+      </w:pPr>
+    </w:lvl>
+    <w:lvl w:ilvl="4" w:tplc="04090019" w:tentative="1">
+      <w:start w:val="1"/>
+      <w:numFmt w:val="lowerLetter"/>
+      <w:lvlText w:val="%5."/>
+      <w:lvlJc w:val="left"/>
+      <w:pPr>
+        <w:ind w:left="3960" w:hanging="360"/>
+      </w:pPr>
+    </w:lvl>
+    <w:lvl w:ilvl="5" w:tplc="0409001B" w:tentative="1">
+      <w:start w:val="1"/>
+      <w:numFmt w:val="lowerRoman"/>
+      <w:lvlText w:val="%6."/>
+      <w:lvlJc w:val="right"/>
+      <w:pPr>
+        <w:ind w:left="4680" w:hanging="180"/>
+      </w:pPr>
+    </w:lvl>
+    <w:lvl w:ilvl="6" w:tplc="0409000F" w:tentative="1">
+      <w:start w:val="1"/>
+      <w:numFmt w:val="decimal"/>
+      <w:lvlText w:val="%7."/>
+      <w:lvlJc w:val="left"/>
+      <w:pPr>
+        <w:ind w:left="5400" w:hanging="360"/>
+      </w:pPr>
+    </w:lvl>
+    <w:lvl w:ilvl="7" w:tplc="04090019" w:tentative="1">
+      <w:start w:val="1"/>
+      <w:numFmt w:val="lowerLetter"/>
+      <w:lvlText w:val="%8."/>
+      <w:lvlJc w:val="left"/>
+      <w:pPr>
+        <w:ind w:left="6120" w:hanging="360"/>
+      </w:pPr>
+    </w:lvl>
+    <w:lvl w:ilvl="8" w:tplc="0409001B" w:tentative="1">
+      <w:start w:val="1"/>
+      <w:numFmt w:val="lowerRoman"/>
+      <w:lvlText w:val="%9."/>
+      <w:lvlJc w:val="right"/>
+      <w:pPr>
+        <w:ind w:left="6840" w:hanging="180"/>
+      </w:pPr>
+    </w:lvl>
+  </w:abstractNum>
   <w:num w:numId="1" w16cid:durableId="25297328">
+    <w:abstractNumId w:val="3"/>
+  </w:num>
+  <w:num w:numId="2" w16cid:durableId="2071339738">
+    <w:abstractNumId w:val="2"/>
+  </w:num>
+  <w:num w:numId="3" w16cid:durableId="1308895993">
     <w:abstractNumId w:val="1"/>
   </w:num>
-  <w:num w:numId="2" w16cid:durableId="2071339738">
+  <w:num w:numId="4" w16cid:durableId="740955250">
     <w:abstractNumId w:val="0"/>
+  </w:num>
+  <w:num w:numId="5" w16cid:durableId="296568124">
+    <w:abstractNumId w:val="4"/>
   </w:num>
 </w:numbering>
 </file>
